--- a/03_Outputs/final scripts/ru/Module 5/5.3.0-ru.docx
+++ b/03_Outputs/final scripts/ru/Module 5/5.3.0-ru.docx
@@ -9,17 +9,17 @@
     </w:p>
     <w:p>
       <w:r>
-        <w:t xml:space="preserve">Переход к устойчивой энергетике — это не только новые технологии. Это использование правильных инструментов политики для направления инвестиций, защиты людей и планеты, а также достижения долгосрочных климатических целей. В этой главе рассказывается о том, как правительства объединяют различные типы инструментов в согласованную стратегию.  </w:t>
+        <w:t xml:space="preserve">Переход к устойчивой энергетике — это не только новые технологии. Речь идет о правильном использовании инструментов политики для направления инвестиций, защиты людей и планеты, а также достижения долгосрочных климатических целей. Эта глава знакомит с тем, как правительства объединяют различные типы инструментов в согласованную стратегию.  </w:t>
       </w:r>
     </w:p>
     <w:p>
       <w:r>
-        <w:t xml:space="preserve">Начинаем с стратегического планирования. Страны устанавливают видения и цели по чистой энергии, эффективности, транспорту или чистому приготовлению пищи через национальные планы и долгосрочные стратегии. Эти планы действуют как компас: они переводят глобальные обязательства, такие как Парижское соглашение, в национальные приоритеты и дают инвесторам, коммунальным службам и сообществам ясное понимание направления.  </w:t>
+        <w:t xml:space="preserve">Начинаем с стратегического планирования. Страны устанавливают видения и цели по чистой энергии, эффективности, транспорту или чистому приготовлению пищи через национальные планы и долгосрочные стратегии. Эти планы действуют как компас: они переводят глобальные обязательства, такие как Парижское соглашение, в национальные приоритеты и дают инвесторам, коммунальным службам и сообществам четкое понимание направления.  </w:t>
       </w:r>
     </w:p>
     <w:p>
       <w:r>
-        <w:t xml:space="preserve">Но одних планов недостаточно. Регулирование обеспечивает ту уверенность, которая необходима рынкам. Стандарты по выбросам, зданиям, бытовым приборам или доле возобновляемой энергии обеспечивают минимальный уровень производительности, постепенно исключают вредные практики и направляют, где и как строится инфраструктура. При правильном проектировании эти правила балансируют экологические цели с социальной справедливостью и инновациями.  </w:t>
+        <w:t xml:space="preserve">Но одних планов недостаточно. Регулирование обеспечивает ту уверенность, которая необходима рынкам. Стандарты по выбросам, зданиям, бытовой технике или доле возобновляемой энергии обеспечивают минимальный уровень производительности, постепенно исключают вредные практики и направляют, где и как строится инфраструктура. При правильном проектировании эти правила балансируют экологические цели с социальной справедливостью и инновациями.  </w:t>
       </w:r>
     </w:p>
     <w:p>
